--- a/data/revised_2026-10_full/outputs/v2/Core_Mathematics/SS1.2_Indices_and_Logarithms/Core_Mathematics_Indices_and_Logarithms_CBE_LessonSequence.docx
+++ b/data/revised_2026-10_full/outputs/v2/Core_Mathematics/SS1.2_Indices_and_Logarithms/Core_Mathematics_Indices_and_Logarithms_CBE_LessonSequence.docx
@@ -2658,7 +2658,7 @@
         </w:rPr>
         <w:t xml:space="preserve">© 2026 SeaVuria and ARES. This work is licensed under a </w:t>
       </w:r>
-      <w:hyperlink w:history="1" r:id="rIdn1gycipjysonoo4rx8rwj">
+      <w:hyperlink w:history="1" r:id="rIdl-6tiumwvxi4gnusnsgdl">
         <w:r>
           <w:rPr>
             <w:rFonts w:ascii="Arial" w:cs="Arial" w:eastAsia="Arial" w:hAnsi="Arial"/>
@@ -2678,7 +2678,7 @@
         </w:rPr>
         <w:t xml:space="preserve"> (</w:t>
       </w:r>
-      <w:hyperlink w:history="1" r:id="rId7d-verwjstnldc6hlq4dp">
+      <w:hyperlink w:history="1" r:id="rIdaz6uyyd1ihwt9useaxgef">
         <w:r>
           <w:rPr>
             <w:rFonts w:ascii="Arial" w:cs="Arial" w:eastAsia="Arial" w:hAnsi="Arial"/>
@@ -2698,7 +2698,7 @@
         </w:rPr>
         <w:t xml:space="preserve">). To view a copy of this license, visit </w:t>
       </w:r>
-      <w:hyperlink w:history="1" r:id="rIdwd0nfkwwan2hjtu2e_ylw">
+      <w:hyperlink w:history="1" r:id="rIdnaylie4ekh3rzng4oaaj2">
         <w:r>
           <w:rPr>
             <w:rFonts w:ascii="Arial" w:cs="Arial" w:eastAsia="Arial" w:hAnsi="Arial"/>
@@ -3737,7 +3737,7 @@
             <w:pPr>
               <w:spacing w:after="20" w:before="0"/>
             </w:pPr>
-            <w:hyperlink w:history="1" r:id="rId1fykrtp5pi0zrutduokpq">
+            <w:hyperlink w:history="1" r:id="rIdpshbravvlcblookza1lvf">
               <w:r>
                 <w:rPr>
                   <w:rFonts w:ascii="Arial" w:cs="Arial" w:eastAsia="Arial" w:hAnsi="Arial"/>
@@ -3770,7 +3770,7 @@
               <w:spacing w:after="10" w:before="0"/>
               <w:ind w:left="120"/>
             </w:pPr>
-            <w:hyperlink w:history="1" r:id="rId4gl7pk5cozjggbn_2aq8b">
+            <w:hyperlink w:history="1" r:id="rIdm4h6jdyijoxhgy_fejwxp">
               <w:r>
                 <w:rPr>
                   <w:rFonts w:ascii="Arial" w:cs="Arial" w:eastAsia="Arial" w:hAnsi="Arial"/>
@@ -3815,7 +3815,7 @@
             <w:pPr>
               <w:spacing w:after="20" w:before="0"/>
             </w:pPr>
-            <w:hyperlink w:history="1" r:id="rIdlnqytis-5kkjopwayilfi">
+            <w:hyperlink w:history="1" r:id="rIdxm00dg3a8j7qav-zhhola">
               <w:r>
                 <w:rPr>
                   <w:rFonts w:ascii="Arial" w:cs="Arial" w:eastAsia="Arial" w:hAnsi="Arial"/>
@@ -3848,7 +3848,7 @@
               <w:spacing w:after="10" w:before="0"/>
               <w:ind w:left="120"/>
             </w:pPr>
-            <w:hyperlink w:history="1" r:id="rIdjcxqwy9aaroxcew23psgr">
+            <w:hyperlink w:history="1" r:id="rIdvrataykt41k-9jwtxgjyz">
               <w:r>
                 <w:rPr>
                   <w:rFonts w:ascii="Arial" w:cs="Arial" w:eastAsia="Arial" w:hAnsi="Arial"/>
@@ -4048,7 +4048,7 @@
             <w:pPr>
               <w:spacing w:after="20" w:before="0"/>
             </w:pPr>
-            <w:hyperlink w:history="1" r:id="rIdbhn5re_birdv5gqf3hotd">
+            <w:hyperlink w:history="1" r:id="rIdmqwkxhwaoe1zrizj1uvur">
               <w:r>
                 <w:rPr>
                   <w:rFonts w:ascii="Arial" w:cs="Arial" w:eastAsia="Arial" w:hAnsi="Arial"/>
@@ -4081,7 +4081,7 @@
               <w:spacing w:after="10" w:before="0"/>
               <w:ind w:left="120"/>
             </w:pPr>
-            <w:hyperlink w:history="1" r:id="rId58gcerinzegspssk4rxo_">
+            <w:hyperlink w:history="1" r:id="rId3pv-ihit3j9dsokwkmxyy">
               <w:r>
                 <w:rPr>
                   <w:rFonts w:ascii="Arial" w:cs="Arial" w:eastAsia="Arial" w:hAnsi="Arial"/>
@@ -4126,7 +4126,7 @@
             <w:pPr>
               <w:spacing w:after="20" w:before="0"/>
             </w:pPr>
-            <w:hyperlink w:history="1" r:id="rIdhz8fyzkafbhrre5yf2f7e">
+            <w:hyperlink w:history="1" r:id="rIdseqr4t6z4dtfzqqxluxw-">
               <w:r>
                 <w:rPr>
                   <w:rFonts w:ascii="Arial" w:cs="Arial" w:eastAsia="Arial" w:hAnsi="Arial"/>
@@ -4159,7 +4159,7 @@
               <w:spacing w:after="10" w:before="0"/>
               <w:ind w:left="120"/>
             </w:pPr>
-            <w:hyperlink w:history="1" r:id="rIdhibfshxhhcgzm-bmmzd7y">
+            <w:hyperlink w:history="1" r:id="rIdpyzhcwlxzk0wvozmto8d0">
               <w:r>
                 <w:rPr>
                   <w:rFonts w:ascii="Arial" w:cs="Arial" w:eastAsia="Arial" w:hAnsi="Arial"/>
@@ -4359,7 +4359,7 @@
             <w:pPr>
               <w:spacing w:after="20" w:before="0"/>
             </w:pPr>
-            <w:hyperlink w:history="1" r:id="rIdzi_6oae1mspbzhywhvfle">
+            <w:hyperlink w:history="1" r:id="rIdhzh_zab5mvveyyh9qnynf">
               <w:r>
                 <w:rPr>
                   <w:rFonts w:ascii="Arial" w:cs="Arial" w:eastAsia="Arial" w:hAnsi="Arial"/>
@@ -4392,7 +4392,7 @@
               <w:spacing w:after="10" w:before="0"/>
               <w:ind w:left="120"/>
             </w:pPr>
-            <w:hyperlink w:history="1" r:id="rIdxowz8tf5jn-kflst3wamh">
+            <w:hyperlink w:history="1" r:id="rIddqvvisacvq753xo_l3ndq">
               <w:r>
                 <w:rPr>
                   <w:rFonts w:ascii="Arial" w:cs="Arial" w:eastAsia="Arial" w:hAnsi="Arial"/>
@@ -4437,7 +4437,7 @@
             <w:pPr>
               <w:spacing w:after="20" w:before="0"/>
             </w:pPr>
-            <w:hyperlink w:history="1" r:id="rIdnp_eom9gzlylqzue0pckt">
+            <w:hyperlink w:history="1" r:id="rIddqfshwdvx1qjjob_lb33i">
               <w:r>
                 <w:rPr>
                   <w:rFonts w:ascii="Arial" w:cs="Arial" w:eastAsia="Arial" w:hAnsi="Arial"/>
@@ -4470,7 +4470,7 @@
               <w:spacing w:after="10" w:before="0"/>
               <w:ind w:left="120"/>
             </w:pPr>
-            <w:hyperlink w:history="1" r:id="rIdivtqshpmlr4kfsz74vhij">
+            <w:hyperlink w:history="1" r:id="rIdzjludenf4nryjiykiymrm">
               <w:r>
                 <w:rPr>
                   <w:rFonts w:ascii="Arial" w:cs="Arial" w:eastAsia="Arial" w:hAnsi="Arial"/>
@@ -4670,7 +4670,7 @@
             <w:pPr>
               <w:spacing w:after="20" w:before="0"/>
             </w:pPr>
-            <w:hyperlink w:history="1" r:id="rIdmeky54ms23dckr2-zq_3k">
+            <w:hyperlink w:history="1" r:id="rIdypcmefzxw3ngcyb4pqgnc">
               <w:r>
                 <w:rPr>
                   <w:rFonts w:ascii="Arial" w:cs="Arial" w:eastAsia="Arial" w:hAnsi="Arial"/>
@@ -4703,7 +4703,7 @@
               <w:spacing w:after="10" w:before="0"/>
               <w:ind w:left="120"/>
             </w:pPr>
-            <w:hyperlink w:history="1" r:id="rIdafvena-v-cnrfm-jk3bdx">
+            <w:hyperlink w:history="1" r:id="rIdy_nmhu7yuks52zp6ukipp">
               <w:r>
                 <w:rPr>
                   <w:rFonts w:ascii="Arial" w:cs="Arial" w:eastAsia="Arial" w:hAnsi="Arial"/>
@@ -4748,7 +4748,7 @@
             <w:pPr>
               <w:spacing w:after="20" w:before="0"/>
             </w:pPr>
-            <w:hyperlink w:history="1" r:id="rIdfpxg_hxjdx98-1lk3d-ua">
+            <w:hyperlink w:history="1" r:id="rIdhhwogbek1xk96mvtcopzz">
               <w:r>
                 <w:rPr>
                   <w:rFonts w:ascii="Arial" w:cs="Arial" w:eastAsia="Arial" w:hAnsi="Arial"/>
@@ -4781,7 +4781,7 @@
               <w:spacing w:after="10" w:before="0"/>
               <w:ind w:left="120"/>
             </w:pPr>
-            <w:hyperlink w:history="1" r:id="rIdavyyfis9vtl1gmrdsddls">
+            <w:hyperlink w:history="1" r:id="rId0rmjq31hul3c1fiqg9lzv">
               <w:r>
                 <w:rPr>
                   <w:rFonts w:ascii="Arial" w:cs="Arial" w:eastAsia="Arial" w:hAnsi="Arial"/>
@@ -4981,7 +4981,7 @@
             <w:pPr>
               <w:spacing w:after="20" w:before="0"/>
             </w:pPr>
-            <w:hyperlink w:history="1" r:id="rIdwd8zf2p-7vdy9s2gvtkpq">
+            <w:hyperlink w:history="1" r:id="rIdobu7f_b1hlpljpvrads-3">
               <w:r>
                 <w:rPr>
                   <w:rFonts w:ascii="Arial" w:cs="Arial" w:eastAsia="Arial" w:hAnsi="Arial"/>
@@ -5030,7 +5030,7 @@
               <w:spacing w:after="10" w:before="0"/>
               <w:ind w:left="120"/>
             </w:pPr>
-            <w:hyperlink w:history="1" r:id="rIdayjknr5w4yg5h_fjek7hf">
+            <w:hyperlink w:history="1" r:id="rIdjwuep6f0timxibman57un">
               <w:r>
                 <w:rPr>
                   <w:rFonts w:ascii="Arial" w:cs="Arial" w:eastAsia="Arial" w:hAnsi="Arial"/>
@@ -5075,7 +5075,7 @@
             <w:pPr>
               <w:spacing w:after="20" w:before="0"/>
             </w:pPr>
-            <w:hyperlink w:history="1" r:id="rIdhz60ga8a5uems6xgy5ar4">
+            <w:hyperlink w:history="1" r:id="rIdxhn29kjd1p1obvqmrd4xj">
               <w:r>
                 <w:rPr>
                   <w:rFonts w:ascii="Arial" w:cs="Arial" w:eastAsia="Arial" w:hAnsi="Arial"/>
@@ -5108,7 +5108,7 @@
               <w:spacing w:after="10" w:before="0"/>
               <w:ind w:left="120"/>
             </w:pPr>
-            <w:hyperlink w:history="1" r:id="rIds43e6eedrteyxmzlhsdw7">
+            <w:hyperlink w:history="1" r:id="rId2-efx5yjrdacb9uxzuopo">
               <w:r>
                 <w:rPr>
                   <w:rFonts w:ascii="Arial" w:cs="Arial" w:eastAsia="Arial" w:hAnsi="Arial"/>
@@ -5633,7 +5633,7 @@
         </w:rPr>
         <w:t xml:space="preserve">© 2026 SeaVuria and ARES. Aligned with KICD objectives. Developed by SeaVuria; technical implementation by ARES (with AI assistance from Claude). Licensed under </w:t>
       </w:r>
-      <w:hyperlink w:history="1" r:id="rIde7_1wrpoacnkjdyhfxfvp">
+      <w:hyperlink w:history="1" r:id="rIdruk9sagqvo5cpsulwbi-g">
         <w:r>
           <w:rPr>
             <w:rFonts w:ascii="Arial" w:cs="Arial" w:eastAsia="Arial" w:hAnsi="Arial"/>
@@ -5654,7 +5654,7 @@
         </w:rPr>
         <w:t xml:space="preserve"> (</w:t>
       </w:r>
-      <w:hyperlink w:history="1" r:id="rId6wdu0lhzyd3j1hdvcv7in">
+      <w:hyperlink w:history="1" r:id="rIda_3f_9ap3svwya5oerx-e">
         <w:r>
           <w:rPr>
             <w:rFonts w:ascii="Arial" w:cs="Arial" w:eastAsia="Arial" w:hAnsi="Arial"/>
@@ -6694,7 +6694,7 @@
             <w:pPr>
               <w:spacing w:after="20" w:before="0"/>
             </w:pPr>
-            <w:hyperlink w:history="1" r:id="rIdwmv9tgolvqgaekcbzm-kx">
+            <w:hyperlink w:history="1" r:id="rIdwposzewqi5uyfplctukux">
               <w:r>
                 <w:rPr>
                   <w:rFonts w:ascii="Arial" w:cs="Arial" w:eastAsia="Arial" w:hAnsi="Arial"/>
@@ -6727,7 +6727,7 @@
               <w:spacing w:after="10" w:before="0"/>
               <w:ind w:left="120"/>
             </w:pPr>
-            <w:hyperlink w:history="1" r:id="rIddlrjbpnodb2cxrnjr_hrx">
+            <w:hyperlink w:history="1" r:id="rIdvsogl8pi6egwnqxfctr7r">
               <w:r>
                 <w:rPr>
                   <w:rFonts w:ascii="Arial" w:cs="Arial" w:eastAsia="Arial" w:hAnsi="Arial"/>
@@ -6772,7 +6772,7 @@
             <w:pPr>
               <w:spacing w:after="20" w:before="0"/>
             </w:pPr>
-            <w:hyperlink w:history="1" r:id="rIdyphbl5d4d5kabivqzqdcj">
+            <w:hyperlink w:history="1" r:id="rIdehl_kdmbpkmo9zyf136us">
               <w:r>
                 <w:rPr>
                   <w:rFonts w:ascii="Arial" w:cs="Arial" w:eastAsia="Arial" w:hAnsi="Arial"/>
@@ -6805,7 +6805,7 @@
               <w:spacing w:after="10" w:before="0"/>
               <w:ind w:left="120"/>
             </w:pPr>
-            <w:hyperlink w:history="1" r:id="rIdeykm3rrkksbfu1-uadab7">
+            <w:hyperlink w:history="1" r:id="rIdjchkoaj4fjnre74u3vi-1">
               <w:r>
                 <w:rPr>
                   <w:rFonts w:ascii="Arial" w:cs="Arial" w:eastAsia="Arial" w:hAnsi="Arial"/>
@@ -7005,7 +7005,7 @@
             <w:pPr>
               <w:spacing w:after="20" w:before="0"/>
             </w:pPr>
-            <w:hyperlink w:history="1" r:id="rIdcf04xicj_bgyy2f7u7gsj">
+            <w:hyperlink w:history="1" r:id="rIdnwxbjhhlo6grpsy-jcav4">
               <w:r>
                 <w:rPr>
                   <w:rFonts w:ascii="Arial" w:cs="Arial" w:eastAsia="Arial" w:hAnsi="Arial"/>
@@ -7038,7 +7038,7 @@
               <w:spacing w:after="10" w:before="0"/>
               <w:ind w:left="120"/>
             </w:pPr>
-            <w:hyperlink w:history="1" r:id="rIdpo6aiyds_ftjphtc72tbu">
+            <w:hyperlink w:history="1" r:id="rIduutqsjbb-9nee0p7oe3nw">
               <w:r>
                 <w:rPr>
                   <w:rFonts w:ascii="Arial" w:cs="Arial" w:eastAsia="Arial" w:hAnsi="Arial"/>
@@ -7083,7 +7083,7 @@
             <w:pPr>
               <w:spacing w:after="20" w:before="0"/>
             </w:pPr>
-            <w:hyperlink w:history="1" r:id="rIdkfkq8gh2fqk1py7d-pscl">
+            <w:hyperlink w:history="1" r:id="rIdl1ib2zwx9krtxz5mbwtz5">
               <w:r>
                 <w:rPr>
                   <w:rFonts w:ascii="Arial" w:cs="Arial" w:eastAsia="Arial" w:hAnsi="Arial"/>
@@ -7116,7 +7116,7 @@
               <w:spacing w:after="10" w:before="0"/>
               <w:ind w:left="120"/>
             </w:pPr>
-            <w:hyperlink w:history="1" r:id="rIdm00g2thou_9okhi78t-b5">
+            <w:hyperlink w:history="1" r:id="rIdua0t-kuvclx_wl6cfagyn">
               <w:r>
                 <w:rPr>
                   <w:rFonts w:ascii="Arial" w:cs="Arial" w:eastAsia="Arial" w:hAnsi="Arial"/>
@@ -7316,7 +7316,7 @@
             <w:pPr>
               <w:spacing w:after="20" w:before="0"/>
             </w:pPr>
-            <w:hyperlink w:history="1" r:id="rIdgsv8kkgfbcudjery1dzvg">
+            <w:hyperlink w:history="1" r:id="rIdihc26rzgxqit5vhsuhjyh">
               <w:r>
                 <w:rPr>
                   <w:rFonts w:ascii="Arial" w:cs="Arial" w:eastAsia="Arial" w:hAnsi="Arial"/>
@@ -7349,7 +7349,7 @@
               <w:spacing w:after="10" w:before="0"/>
               <w:ind w:left="120"/>
             </w:pPr>
-            <w:hyperlink w:history="1" r:id="rId6qct5ep_nynfjwjnkarym">
+            <w:hyperlink w:history="1" r:id="rIdgvlvmjk_smyyiv_mqhgd-">
               <w:r>
                 <w:rPr>
                   <w:rFonts w:ascii="Arial" w:cs="Arial" w:eastAsia="Arial" w:hAnsi="Arial"/>
@@ -7394,7 +7394,7 @@
             <w:pPr>
               <w:spacing w:after="20" w:before="0"/>
             </w:pPr>
-            <w:hyperlink w:history="1" r:id="rIdorcik_lvzdmxjzkfpvews">
+            <w:hyperlink w:history="1" r:id="rIdhxjjabdnuxvgwjwszuoiy">
               <w:r>
                 <w:rPr>
                   <w:rFonts w:ascii="Arial" w:cs="Arial" w:eastAsia="Arial" w:hAnsi="Arial"/>
@@ -7427,7 +7427,7 @@
               <w:spacing w:after="10" w:before="0"/>
               <w:ind w:left="120"/>
             </w:pPr>
-            <w:hyperlink w:history="1" r:id="rId1kz__j9y6npbb7wu6bbad">
+            <w:hyperlink w:history="1" r:id="rId_2mbyq1gkmnytuj-fch4r">
               <w:r>
                 <w:rPr>
                   <w:rFonts w:ascii="Arial" w:cs="Arial" w:eastAsia="Arial" w:hAnsi="Arial"/>
@@ -7627,7 +7627,7 @@
             <w:pPr>
               <w:spacing w:after="20" w:before="0"/>
             </w:pPr>
-            <w:hyperlink w:history="1" r:id="rId5kbs32ef1uohemq0n2a_i">
+            <w:hyperlink w:history="1" r:id="rId1qlkmxkbp6od5izsim2j8">
               <w:r>
                 <w:rPr>
                   <w:rFonts w:ascii="Arial" w:cs="Arial" w:eastAsia="Arial" w:hAnsi="Arial"/>
@@ -7660,7 +7660,7 @@
               <w:spacing w:after="10" w:before="0"/>
               <w:ind w:left="120"/>
             </w:pPr>
-            <w:hyperlink w:history="1" r:id="rIdi1nfk9mqvewjf37xoojr-">
+            <w:hyperlink w:history="1" r:id="rId-vhhfvrfpoddwuusucorz">
               <w:r>
                 <w:rPr>
                   <w:rFonts w:ascii="Arial" w:cs="Arial" w:eastAsia="Arial" w:hAnsi="Arial"/>
@@ -7705,7 +7705,7 @@
             <w:pPr>
               <w:spacing w:after="20" w:before="0"/>
             </w:pPr>
-            <w:hyperlink w:history="1" r:id="rId2ge9g-76bqjfi-0_jvrxq">
+            <w:hyperlink w:history="1" r:id="rIdd4now98xr5ndazb9zxrdn">
               <w:r>
                 <w:rPr>
                   <w:rFonts w:ascii="Arial" w:cs="Arial" w:eastAsia="Arial" w:hAnsi="Arial"/>
@@ -7738,7 +7738,7 @@
               <w:spacing w:after="10" w:before="0"/>
               <w:ind w:left="120"/>
             </w:pPr>
-            <w:hyperlink w:history="1" r:id="rIdnnyvuyhbnioo4uzmptpyq">
+            <w:hyperlink w:history="1" r:id="rIdhdktn28p8xmjcn4ohgbgd">
               <w:r>
                 <w:rPr>
                   <w:rFonts w:ascii="Arial" w:cs="Arial" w:eastAsia="Arial" w:hAnsi="Arial"/>
@@ -7938,7 +7938,7 @@
             <w:pPr>
               <w:spacing w:after="20" w:before="0"/>
             </w:pPr>
-            <w:hyperlink w:history="1" r:id="rIdm01c1mqiuowgugm-ahag5">
+            <w:hyperlink w:history="1" r:id="rIdpkvwse470t_1k2y5umlxb">
               <w:r>
                 <w:rPr>
                   <w:rFonts w:ascii="Arial" w:cs="Arial" w:eastAsia="Arial" w:hAnsi="Arial"/>
@@ -7971,7 +7971,7 @@
               <w:spacing w:after="10" w:before="0"/>
               <w:ind w:left="120"/>
             </w:pPr>
-            <w:hyperlink w:history="1" r:id="rIdfemby4en0hvfibveqlck_">
+            <w:hyperlink w:history="1" r:id="rIdguul5hy1djd6_eeipojwd">
               <w:r>
                 <w:rPr>
                   <w:rFonts w:ascii="Arial" w:cs="Arial" w:eastAsia="Arial" w:hAnsi="Arial"/>
@@ -8016,7 +8016,7 @@
             <w:pPr>
               <w:spacing w:after="20" w:before="0"/>
             </w:pPr>
-            <w:hyperlink w:history="1" r:id="rIdo6-ibskhyd8axqx7yd_yi">
+            <w:hyperlink w:history="1" r:id="rIdqzha6zeqdmbp2ibmm8-8y">
               <w:r>
                 <w:rPr>
                   <w:rFonts w:ascii="Arial" w:cs="Arial" w:eastAsia="Arial" w:hAnsi="Arial"/>
@@ -8065,7 +8065,7 @@
               <w:spacing w:after="10" w:before="0"/>
               <w:ind w:left="120"/>
             </w:pPr>
-            <w:hyperlink w:history="1" r:id="rIdauwfkiltlmzgzxim1uuuj">
+            <w:hyperlink w:history="1" r:id="rIdgfux9fo8siv0xazi0zpzx">
               <w:r>
                 <w:rPr>
                   <w:rFonts w:ascii="Arial" w:cs="Arial" w:eastAsia="Arial" w:hAnsi="Arial"/>
@@ -8590,7 +8590,7 @@
         </w:rPr>
         <w:t xml:space="preserve">© 2026 SeaVuria and ARES. Aligned with KICD objectives. Developed by SeaVuria; technical implementation by ARES (with AI assistance from Claude). Licensed under </w:t>
       </w:r>
-      <w:hyperlink w:history="1" r:id="rId24eo1cfvvlldunwo2xg_j">
+      <w:hyperlink w:history="1" r:id="rIdq-qitxr-0v9kbw66rfysy">
         <w:r>
           <w:rPr>
             <w:rFonts w:ascii="Arial" w:cs="Arial" w:eastAsia="Arial" w:hAnsi="Arial"/>
@@ -8611,7 +8611,7 @@
         </w:rPr>
         <w:t xml:space="preserve"> (</w:t>
       </w:r>
-      <w:hyperlink w:history="1" r:id="rIdfbtwnyo8zm6pgcxjchpxg">
+      <w:hyperlink w:history="1" r:id="rIdjodpv0axtxiymjiqdxrjj">
         <w:r>
           <w:rPr>
             <w:rFonts w:ascii="Arial" w:cs="Arial" w:eastAsia="Arial" w:hAnsi="Arial"/>
@@ -9651,7 +9651,7 @@
             <w:pPr>
               <w:spacing w:after="20" w:before="0"/>
             </w:pPr>
-            <w:hyperlink w:history="1" r:id="rId0d-_ijrjyqeu6mduhpzcd">
+            <w:hyperlink w:history="1" r:id="rId5bn6mds_vblaq5gom0_re">
               <w:r>
                 <w:rPr>
                   <w:rFonts w:ascii="Arial" w:cs="Arial" w:eastAsia="Arial" w:hAnsi="Arial"/>
@@ -9684,7 +9684,7 @@
               <w:spacing w:after="10" w:before="0"/>
               <w:ind w:left="120"/>
             </w:pPr>
-            <w:hyperlink w:history="1" r:id="rIdh6gb91w8rbamubztamgkt">
+            <w:hyperlink w:history="1" r:id="rIdvlqa_ztnenbtfjsrlzsj4">
               <w:r>
                 <w:rPr>
                   <w:rFonts w:ascii="Arial" w:cs="Arial" w:eastAsia="Arial" w:hAnsi="Arial"/>
@@ -9729,7 +9729,7 @@
             <w:pPr>
               <w:spacing w:after="20" w:before="0"/>
             </w:pPr>
-            <w:hyperlink w:history="1" r:id="rId_z0trmabjderlvbtrry9j">
+            <w:hyperlink w:history="1" r:id="rIdb-8ofz8zck_immathsg6t">
               <w:r>
                 <w:rPr>
                   <w:rFonts w:ascii="Arial" w:cs="Arial" w:eastAsia="Arial" w:hAnsi="Arial"/>
@@ -9762,7 +9762,7 @@
               <w:spacing w:after="10" w:before="0"/>
               <w:ind w:left="120"/>
             </w:pPr>
-            <w:hyperlink w:history="1" r:id="rId2d8zfidmdvmnv6lqbbopc">
+            <w:hyperlink w:history="1" r:id="rId-nfitedxbmzbwtnmgkw9h">
               <w:r>
                 <w:rPr>
                   <w:rFonts w:ascii="Arial" w:cs="Arial" w:eastAsia="Arial" w:hAnsi="Arial"/>
@@ -9962,7 +9962,7 @@
             <w:pPr>
               <w:spacing w:after="20" w:before="0"/>
             </w:pPr>
-            <w:hyperlink w:history="1" r:id="rIduvc1m2flwpn20y_fulfoi">
+            <w:hyperlink w:history="1" r:id="rIdktoe3nrhgbih5zac8m0pt">
               <w:r>
                 <w:rPr>
                   <w:rFonts w:ascii="Arial" w:cs="Arial" w:eastAsia="Arial" w:hAnsi="Arial"/>
@@ -9995,7 +9995,7 @@
               <w:spacing w:after="10" w:before="0"/>
               <w:ind w:left="120"/>
             </w:pPr>
-            <w:hyperlink w:history="1" r:id="rIda4yjqml2syh_8kz7slsud">
+            <w:hyperlink w:history="1" r:id="rIdtjmfd61iy3c4r3l1v86xz">
               <w:r>
                 <w:rPr>
                   <w:rFonts w:ascii="Arial" w:cs="Arial" w:eastAsia="Arial" w:hAnsi="Arial"/>
@@ -10040,7 +10040,7 @@
             <w:pPr>
               <w:spacing w:after="20" w:before="0"/>
             </w:pPr>
-            <w:hyperlink w:history="1" r:id="rId6ggm1ai6ln0fo7hx5gdkz">
+            <w:hyperlink w:history="1" r:id="rId2zkgqvdwkz_5jdcfrbu51">
               <w:r>
                 <w:rPr>
                   <w:rFonts w:ascii="Arial" w:cs="Arial" w:eastAsia="Arial" w:hAnsi="Arial"/>
@@ -10073,7 +10073,7 @@
               <w:spacing w:after="10" w:before="0"/>
               <w:ind w:left="120"/>
             </w:pPr>
-            <w:hyperlink w:history="1" r:id="rIdvpzqvn-fzykjgeipolrk0">
+            <w:hyperlink w:history="1" r:id="rIdwmlm5f35pcnofdx2ulgvn">
               <w:r>
                 <w:rPr>
                   <w:rFonts w:ascii="Arial" w:cs="Arial" w:eastAsia="Arial" w:hAnsi="Arial"/>
@@ -10513,7 +10513,7 @@
             <w:pPr>
               <w:spacing w:after="20" w:before="0"/>
             </w:pPr>
-            <w:hyperlink w:history="1" r:id="rIdiicwztqe6okisaztzknev">
+            <w:hyperlink w:history="1" r:id="rIdlj8rxk7fh28afzylaejit">
               <w:r>
                 <w:rPr>
                   <w:rFonts w:ascii="Arial" w:cs="Arial" w:eastAsia="Arial" w:hAnsi="Arial"/>
@@ -10546,7 +10546,7 @@
               <w:spacing w:after="10" w:before="0"/>
               <w:ind w:left="120"/>
             </w:pPr>
-            <w:hyperlink w:history="1" r:id="rIdbu9akcjfazq1ud-tdvisi">
+            <w:hyperlink w:history="1" r:id="rIdfdjwwb4cmhif8ejqo7sxx">
               <w:r>
                 <w:rPr>
                   <w:rFonts w:ascii="Arial" w:cs="Arial" w:eastAsia="Arial" w:hAnsi="Arial"/>
@@ -10591,7 +10591,7 @@
             <w:pPr>
               <w:spacing w:after="20" w:before="0"/>
             </w:pPr>
-            <w:hyperlink w:history="1" r:id="rIdaotu8dq8sa0tyualcwp2u">
+            <w:hyperlink w:history="1" r:id="rIdf9r-fp4enc7ixlvsnk1zf">
               <w:r>
                 <w:rPr>
                   <w:rFonts w:ascii="Arial" w:cs="Arial" w:eastAsia="Arial" w:hAnsi="Arial"/>
@@ -10624,7 +10624,7 @@
               <w:spacing w:after="10" w:before="0"/>
               <w:ind w:left="120"/>
             </w:pPr>
-            <w:hyperlink w:history="1" r:id="rIdmjl1bbqhtpwiwgng6kag-">
+            <w:hyperlink w:history="1" r:id="rIdzkpag8wise8lbftiunxzi">
               <w:r>
                 <w:rPr>
                   <w:rFonts w:ascii="Arial" w:cs="Arial" w:eastAsia="Arial" w:hAnsi="Arial"/>
@@ -10984,7 +10984,7 @@
             <w:pPr>
               <w:spacing w:after="20" w:before="0"/>
             </w:pPr>
-            <w:hyperlink w:history="1" r:id="rIdvmbls5rllgima8jokbwq5">
+            <w:hyperlink w:history="1" r:id="rIdqsgqja5bqmgey-ek_gegk">
               <w:r>
                 <w:rPr>
                   <w:rFonts w:ascii="Arial" w:cs="Arial" w:eastAsia="Arial" w:hAnsi="Arial"/>
@@ -11017,7 +11017,7 @@
               <w:spacing w:after="10" w:before="0"/>
               <w:ind w:left="120"/>
             </w:pPr>
-            <w:hyperlink w:history="1" r:id="rIdwtsuzflvj5houuoruxywm">
+            <w:hyperlink w:history="1" r:id="rIdyem-fdvhgqoahlndgvlxt">
               <w:r>
                 <w:rPr>
                   <w:rFonts w:ascii="Arial" w:cs="Arial" w:eastAsia="Arial" w:hAnsi="Arial"/>
@@ -11062,7 +11062,7 @@
             <w:pPr>
               <w:spacing w:after="20" w:before="0"/>
             </w:pPr>
-            <w:hyperlink w:history="1" r:id="rIda8v25c-drgfbjhnhozd45">
+            <w:hyperlink w:history="1" r:id="rIdpzgzqmth9i6pddgit6btf">
               <w:r>
                 <w:rPr>
                   <w:rFonts w:ascii="Arial" w:cs="Arial" w:eastAsia="Arial" w:hAnsi="Arial"/>
@@ -11095,7 +11095,7 @@
               <w:spacing w:after="10" w:before="0"/>
               <w:ind w:left="120"/>
             </w:pPr>
-            <w:hyperlink w:history="1" r:id="rId1eseop1n_ovpghvurqbzj">
+            <w:hyperlink w:history="1" r:id="rIdxc3faioy9fx9hiyh0l21n">
               <w:r>
                 <w:rPr>
                   <w:rFonts w:ascii="Arial" w:cs="Arial" w:eastAsia="Arial" w:hAnsi="Arial"/>
@@ -11295,7 +11295,7 @@
             <w:pPr>
               <w:spacing w:after="20" w:before="0"/>
             </w:pPr>
-            <w:hyperlink w:history="1" r:id="rIdx-upl-mjk_ob8d42lts3f">
+            <w:hyperlink w:history="1" r:id="rIdvjq_elbrtzvsykceh4jes">
               <w:r>
                 <w:rPr>
                   <w:rFonts w:ascii="Arial" w:cs="Arial" w:eastAsia="Arial" w:hAnsi="Arial"/>
@@ -11328,7 +11328,7 @@
               <w:spacing w:after="10" w:before="0"/>
               <w:ind w:left="120"/>
             </w:pPr>
-            <w:hyperlink w:history="1" r:id="rIdaxenkkjrbbtgasfnktnnh">
+            <w:hyperlink w:history="1" r:id="rId3bqz6hv1ay_e6xncyuyue">
               <w:r>
                 <w:rPr>
                   <w:rFonts w:ascii="Arial" w:cs="Arial" w:eastAsia="Arial" w:hAnsi="Arial"/>
@@ -11373,7 +11373,7 @@
             <w:pPr>
               <w:spacing w:after="20" w:before="0"/>
             </w:pPr>
-            <w:hyperlink w:history="1" r:id="rIdqnpqziwdlmzrqmfuj_ivh">
+            <w:hyperlink w:history="1" r:id="rIdeklxmcvo6fmmiyhssz_0g">
               <w:r>
                 <w:rPr>
                   <w:rFonts w:ascii="Arial" w:cs="Arial" w:eastAsia="Arial" w:hAnsi="Arial"/>
@@ -11406,7 +11406,7 @@
               <w:spacing w:after="10" w:before="0"/>
               <w:ind w:left="120"/>
             </w:pPr>
-            <w:hyperlink w:history="1" r:id="rId3g3lmct8xuoevxnubgx5j">
+            <w:hyperlink w:history="1" r:id="rIdskm4ubltrxsueg5-kz67q">
               <w:r>
                 <w:rPr>
                   <w:rFonts w:ascii="Arial" w:cs="Arial" w:eastAsia="Arial" w:hAnsi="Arial"/>
@@ -11931,7 +11931,7 @@
         </w:rPr>
         <w:t xml:space="preserve">© 2026 SeaVuria and ARES. Aligned with KICD objectives. Developed by SeaVuria; technical implementation by ARES (with AI assistance from Claude). Licensed under </w:t>
       </w:r>
-      <w:hyperlink w:history="1" r:id="rIdyvvj3bn1ah8mc92mbcrsa">
+      <w:hyperlink w:history="1" r:id="rIdcvoquhdaodqwunvqmh_fu">
         <w:r>
           <w:rPr>
             <w:rFonts w:ascii="Arial" w:cs="Arial" w:eastAsia="Arial" w:hAnsi="Arial"/>
@@ -11952,7 +11952,7 @@
         </w:rPr>
         <w:t xml:space="preserve"> (</w:t>
       </w:r>
-      <w:hyperlink w:history="1" r:id="rIdhofajis5sfvjxlnk2voac">
+      <w:hyperlink w:history="1" r:id="rIdvbpaffjrd1um4i8wnxwdj">
         <w:r>
           <w:rPr>
             <w:rFonts w:ascii="Arial" w:cs="Arial" w:eastAsia="Arial" w:hAnsi="Arial"/>
@@ -12992,7 +12992,7 @@
             <w:pPr>
               <w:spacing w:after="20" w:before="0"/>
             </w:pPr>
-            <w:hyperlink w:history="1" r:id="rIdjmqo9ua89bw_we9m4b1xv">
+            <w:hyperlink w:history="1" r:id="rIday8jvwad-py7rdrgzyzdh">
               <w:r>
                 <w:rPr>
                   <w:rFonts w:ascii="Arial" w:cs="Arial" w:eastAsia="Arial" w:hAnsi="Arial"/>
@@ -13025,7 +13025,7 @@
               <w:spacing w:after="10" w:before="0"/>
               <w:ind w:left="120"/>
             </w:pPr>
-            <w:hyperlink w:history="1" r:id="rIdbaduqzn0uwyubtlgyq5ua">
+            <w:hyperlink w:history="1" r:id="rIdpp3bhi0grt9idlo7lyjpn">
               <w:r>
                 <w:rPr>
                   <w:rFonts w:ascii="Arial" w:cs="Arial" w:eastAsia="Arial" w:hAnsi="Arial"/>
@@ -13070,7 +13070,7 @@
             <w:pPr>
               <w:spacing w:after="20" w:before="0"/>
             </w:pPr>
-            <w:hyperlink w:history="1" r:id="rIdzik3kgmwaig0dsscordgz">
+            <w:hyperlink w:history="1" r:id="rId1t7_r2tsto6c4ynbehcya">
               <w:r>
                 <w:rPr>
                   <w:rFonts w:ascii="Arial" w:cs="Arial" w:eastAsia="Arial" w:hAnsi="Arial"/>
@@ -13103,7 +13103,7 @@
               <w:spacing w:after="10" w:before="0"/>
               <w:ind w:left="120"/>
             </w:pPr>
-            <w:hyperlink w:history="1" r:id="rId7abcauwy998lvb4dmwsjg">
+            <w:hyperlink w:history="1" r:id="rIdgaxcdg7iopydpe8tmyfkl">
               <w:r>
                 <w:rPr>
                   <w:rFonts w:ascii="Arial" w:cs="Arial" w:eastAsia="Arial" w:hAnsi="Arial"/>
@@ -13303,7 +13303,7 @@
             <w:pPr>
               <w:spacing w:after="20" w:before="0"/>
             </w:pPr>
-            <w:hyperlink w:history="1" r:id="rIdt91z8bgza4nxl5ayoi1i-">
+            <w:hyperlink w:history="1" r:id="rIdt4v_d_qjtqunc142o1t54">
               <w:r>
                 <w:rPr>
                   <w:rFonts w:ascii="Arial" w:cs="Arial" w:eastAsia="Arial" w:hAnsi="Arial"/>
@@ -13336,7 +13336,7 @@
               <w:spacing w:after="10" w:before="0"/>
               <w:ind w:left="120"/>
             </w:pPr>
-            <w:hyperlink w:history="1" r:id="rIdup7znizxsjrfbds-akyhl">
+            <w:hyperlink w:history="1" r:id="rId8ppnscqsksyds9zafy_dx">
               <w:r>
                 <w:rPr>
                   <w:rFonts w:ascii="Arial" w:cs="Arial" w:eastAsia="Arial" w:hAnsi="Arial"/>
@@ -13381,7 +13381,7 @@
             <w:pPr>
               <w:spacing w:after="20" w:before="0"/>
             </w:pPr>
-            <w:hyperlink w:history="1" r:id="rIduviovylxwcinh6yd7hxku">
+            <w:hyperlink w:history="1" r:id="rIddr4gkfxcg50xvykakzjij">
               <w:r>
                 <w:rPr>
                   <w:rFonts w:ascii="Arial" w:cs="Arial" w:eastAsia="Arial" w:hAnsi="Arial"/>
@@ -13414,7 +13414,7 @@
               <w:spacing w:after="10" w:before="0"/>
               <w:ind w:left="120"/>
             </w:pPr>
-            <w:hyperlink w:history="1" r:id="rIdtt8rc8qftbjgbuwz63ig9">
+            <w:hyperlink w:history="1" r:id="rIds2eigrwwdrptt5jokujel">
               <w:r>
                 <w:rPr>
                   <w:rFonts w:ascii="Arial" w:cs="Arial" w:eastAsia="Arial" w:hAnsi="Arial"/>
@@ -13614,7 +13614,7 @@
             <w:pPr>
               <w:spacing w:after="20" w:before="0"/>
             </w:pPr>
-            <w:hyperlink w:history="1" r:id="rIdq9rrtszuvc4777g2m1iv2">
+            <w:hyperlink w:history="1" r:id="rIdbdra7gvm1krexkhcuauvl">
               <w:r>
                 <w:rPr>
                   <w:rFonts w:ascii="Arial" w:cs="Arial" w:eastAsia="Arial" w:hAnsi="Arial"/>
@@ -13647,7 +13647,7 @@
               <w:spacing w:after="10" w:before="0"/>
               <w:ind w:left="120"/>
             </w:pPr>
-            <w:hyperlink w:history="1" r:id="rId2w6jpyrwqzmmzvxh2qgvk">
+            <w:hyperlink w:history="1" r:id="rId8ojc2f3p6yxfhtusrg7dc">
               <w:r>
                 <w:rPr>
                   <w:rFonts w:ascii="Arial" w:cs="Arial" w:eastAsia="Arial" w:hAnsi="Arial"/>
@@ -13692,7 +13692,7 @@
             <w:pPr>
               <w:spacing w:after="20" w:before="0"/>
             </w:pPr>
-            <w:hyperlink w:history="1" r:id="rId2_trtcby2rbu_0a0ozoub">
+            <w:hyperlink w:history="1" r:id="rIdvsyrbvbm1ec5uaevaesz0">
               <w:r>
                 <w:rPr>
                   <w:rFonts w:ascii="Arial" w:cs="Arial" w:eastAsia="Arial" w:hAnsi="Arial"/>
@@ -13741,7 +13741,7 @@
               <w:spacing w:after="10" w:before="0"/>
               <w:ind w:left="120"/>
             </w:pPr>
-            <w:hyperlink w:history="1" r:id="rId9nbaxsuasviw0eurwz8oy">
+            <w:hyperlink w:history="1" r:id="rId24i1obxxhft98rdsym9vl">
               <w:r>
                 <w:rPr>
                   <w:rFonts w:ascii="Arial" w:cs="Arial" w:eastAsia="Arial" w:hAnsi="Arial"/>
@@ -13941,7 +13941,7 @@
             <w:pPr>
               <w:spacing w:after="20" w:before="0"/>
             </w:pPr>
-            <w:hyperlink w:history="1" r:id="rIdx5np0uyycjzas8ikm8soj">
+            <w:hyperlink w:history="1" r:id="rIdre9erl5cyhr6yjlbc-hd9">
               <w:r>
                 <w:rPr>
                   <w:rFonts w:ascii="Arial" w:cs="Arial" w:eastAsia="Arial" w:hAnsi="Arial"/>
@@ -13974,7 +13974,7 @@
               <w:spacing w:after="10" w:before="0"/>
               <w:ind w:left="120"/>
             </w:pPr>
-            <w:hyperlink w:history="1" r:id="rIdc1zrkhwa_n3eqnxhpn6ci">
+            <w:hyperlink w:history="1" r:id="rIduxyjpdplsp1tmi46lkuo7">
               <w:r>
                 <w:rPr>
                   <w:rFonts w:ascii="Arial" w:cs="Arial" w:eastAsia="Arial" w:hAnsi="Arial"/>
@@ -14019,7 +14019,7 @@
             <w:pPr>
               <w:spacing w:after="20" w:before="0"/>
             </w:pPr>
-            <w:hyperlink w:history="1" r:id="rIdefvce6tuuhf9byaonfisq">
+            <w:hyperlink w:history="1" r:id="rIdqos8xb_lc9oub4gzqt1hv">
               <w:r>
                 <w:rPr>
                   <w:rFonts w:ascii="Arial" w:cs="Arial" w:eastAsia="Arial" w:hAnsi="Arial"/>
@@ -14068,7 +14068,7 @@
               <w:spacing w:after="10" w:before="0"/>
               <w:ind w:left="120"/>
             </w:pPr>
-            <w:hyperlink w:history="1" r:id="rId6xaafgolrk0rlp2i-nbom">
+            <w:hyperlink w:history="1" r:id="rIdki6vqyly1-xvpabruqgey">
               <w:r>
                 <w:rPr>
                   <w:rFonts w:ascii="Arial" w:cs="Arial" w:eastAsia="Arial" w:hAnsi="Arial"/>
@@ -14268,7 +14268,7 @@
             <w:pPr>
               <w:spacing w:after="20" w:before="0"/>
             </w:pPr>
-            <w:hyperlink w:history="1" r:id="rId4pl94dcf29abfu301g0gf">
+            <w:hyperlink w:history="1" r:id="rIdrv77nefj0hqxyxaw95cem">
               <w:r>
                 <w:rPr>
                   <w:rFonts w:ascii="Arial" w:cs="Arial" w:eastAsia="Arial" w:hAnsi="Arial"/>
@@ -14301,7 +14301,7 @@
               <w:spacing w:after="10" w:before="0"/>
               <w:ind w:left="120"/>
             </w:pPr>
-            <w:hyperlink w:history="1" r:id="rIdcfdx5b6txhh3oslriuopv">
+            <w:hyperlink w:history="1" r:id="rIdw5ljpoyruuudwaritmq_f">
               <w:r>
                 <w:rPr>
                   <w:rFonts w:ascii="Arial" w:cs="Arial" w:eastAsia="Arial" w:hAnsi="Arial"/>
@@ -14346,7 +14346,7 @@
             <w:pPr>
               <w:spacing w:after="20" w:before="0"/>
             </w:pPr>
-            <w:hyperlink w:history="1" r:id="rId57gptj_2mdor0i7u6vsl9">
+            <w:hyperlink w:history="1" r:id="rIdc4xfazubro-8fdavh_mio">
               <w:r>
                 <w:rPr>
                   <w:rFonts w:ascii="Arial" w:cs="Arial" w:eastAsia="Arial" w:hAnsi="Arial"/>
@@ -14395,7 +14395,7 @@
               <w:spacing w:after="10" w:before="0"/>
               <w:ind w:left="120"/>
             </w:pPr>
-            <w:hyperlink w:history="1" r:id="rIdxiy0ajlvhplmuzct1gges">
+            <w:hyperlink w:history="1" r:id="rIdaypzn2brt7kxnthnmao5h">
               <w:r>
                 <w:rPr>
                   <w:rFonts w:ascii="Arial" w:cs="Arial" w:eastAsia="Arial" w:hAnsi="Arial"/>
@@ -15020,7 +15020,7 @@
         </w:rPr>
         <w:t xml:space="preserve">© 2026 SeaVuria and ARES. Aligned with KICD objectives. Developed by SeaVuria; technical implementation by ARES (with AI assistance from Claude). Licensed under </w:t>
       </w:r>
-      <w:hyperlink w:history="1" r:id="rIdkzrrad2wy4lncrtojzsto">
+      <w:hyperlink w:history="1" r:id="rIdyqbz7y9bljuokkohjr3dq">
         <w:r>
           <w:rPr>
             <w:rFonts w:ascii="Arial" w:cs="Arial" w:eastAsia="Arial" w:hAnsi="Arial"/>
@@ -15041,7 +15041,7 @@
         </w:rPr>
         <w:t xml:space="preserve"> (</w:t>
       </w:r>
-      <w:hyperlink w:history="1" r:id="rIdcojiiy1qafazmhjyrq0tp">
+      <w:hyperlink w:history="1" r:id="rIdlx0d_hccbjzsua_5nf86m">
         <w:r>
           <w:rPr>
             <w:rFonts w:ascii="Arial" w:cs="Arial" w:eastAsia="Arial" w:hAnsi="Arial"/>
@@ -16301,7 +16301,7 @@
             <w:pPr>
               <w:spacing w:after="20" w:before="0"/>
             </w:pPr>
-            <w:hyperlink w:history="1" r:id="rIdwogt3kcs6sb2nnl9rlrbv">
+            <w:hyperlink w:history="1" r:id="rIdp7pyqhbwl-f_t-n6jobmx">
               <w:r>
                 <w:rPr>
                   <w:rFonts w:ascii="Arial" w:cs="Arial" w:eastAsia="Arial" w:hAnsi="Arial"/>
@@ -16350,7 +16350,7 @@
               <w:spacing w:after="10" w:before="0"/>
               <w:ind w:left="120"/>
             </w:pPr>
-            <w:hyperlink w:history="1" r:id="rIdb0bc1jw6tctqadbhvgwzs">
+            <w:hyperlink w:history="1" r:id="rIdh6cpz-syj_xng_2gfqais">
               <w:r>
                 <w:rPr>
                   <w:rFonts w:ascii="Arial" w:cs="Arial" w:eastAsia="Arial" w:hAnsi="Arial"/>
@@ -16395,7 +16395,7 @@
             <w:pPr>
               <w:spacing w:after="20" w:before="0"/>
             </w:pPr>
-            <w:hyperlink w:history="1" r:id="rIdtgf8atml583_k26b59o3z">
+            <w:hyperlink w:history="1" r:id="rId9lfu2dze5atwnat2ie8jj">
               <w:r>
                 <w:rPr>
                   <w:rFonts w:ascii="Arial" w:cs="Arial" w:eastAsia="Arial" w:hAnsi="Arial"/>
@@ -16444,7 +16444,7 @@
               <w:spacing w:after="10" w:before="0"/>
               <w:ind w:left="120"/>
             </w:pPr>
-            <w:hyperlink w:history="1" r:id="rIdgz17c_c7qjykcvfn5u7jr">
+            <w:hyperlink w:history="1" r:id="rIdbatzzjsxaik_ytb2ltpoc">
               <w:r>
                 <w:rPr>
                   <w:rFonts w:ascii="Arial" w:cs="Arial" w:eastAsia="Arial" w:hAnsi="Arial"/>
@@ -16644,7 +16644,7 @@
             <w:pPr>
               <w:spacing w:after="20" w:before="0"/>
             </w:pPr>
-            <w:hyperlink w:history="1" r:id="rIdiewv81lhfhmwmukrirlvx">
+            <w:hyperlink w:history="1" r:id="rIdwtvcvn9zjaar7vytmjkn0">
               <w:r>
                 <w:rPr>
                   <w:rFonts w:ascii="Arial" w:cs="Arial" w:eastAsia="Arial" w:hAnsi="Arial"/>
@@ -16693,7 +16693,7 @@
               <w:spacing w:after="10" w:before="0"/>
               <w:ind w:left="120"/>
             </w:pPr>
-            <w:hyperlink w:history="1" r:id="rIdkz4hsyogekffncfq9gbuk">
+            <w:hyperlink w:history="1" r:id="rIdr5hrhwf5qo0cnhqqay9yo">
               <w:r>
                 <w:rPr>
                   <w:rFonts w:ascii="Arial" w:cs="Arial" w:eastAsia="Arial" w:hAnsi="Arial"/>
@@ -16738,7 +16738,7 @@
             <w:pPr>
               <w:spacing w:after="20" w:before="0"/>
             </w:pPr>
-            <w:hyperlink w:history="1" r:id="rIdwbm6cmhhzkdxm9-0vsp_x">
+            <w:hyperlink w:history="1" r:id="rIdjns1_uzv6h3lb3arh01_6">
               <w:r>
                 <w:rPr>
                   <w:rFonts w:ascii="Arial" w:cs="Arial" w:eastAsia="Arial" w:hAnsi="Arial"/>
@@ -16787,7 +16787,7 @@
               <w:spacing w:after="10" w:before="0"/>
               <w:ind w:left="120"/>
             </w:pPr>
-            <w:hyperlink w:history="1" r:id="rIde0t_w_v7h05ot_sistyy-">
+            <w:hyperlink w:history="1" r:id="rIdxlquifufqtn7ovy78ecga">
               <w:r>
                 <w:rPr>
                   <w:rFonts w:ascii="Arial" w:cs="Arial" w:eastAsia="Arial" w:hAnsi="Arial"/>
@@ -17067,7 +17067,7 @@
             <w:pPr>
               <w:spacing w:after="20" w:before="0"/>
             </w:pPr>
-            <w:hyperlink w:history="1" r:id="rIdqlvsrz_whggz178eikhmu">
+            <w:hyperlink w:history="1" r:id="rIdojj5cjrjfazgndoemlzou">
               <w:r>
                 <w:rPr>
                   <w:rFonts w:ascii="Arial" w:cs="Arial" w:eastAsia="Arial" w:hAnsi="Arial"/>
@@ -17116,7 +17116,7 @@
               <w:spacing w:after="10" w:before="0"/>
               <w:ind w:left="120"/>
             </w:pPr>
-            <w:hyperlink w:history="1" r:id="rIdwdyzogomjamm2eu9x6o-g">
+            <w:hyperlink w:history="1" r:id="rIdmr_ajywon-qsjihh33z8s">
               <w:r>
                 <w:rPr>
                   <w:rFonts w:ascii="Arial" w:cs="Arial" w:eastAsia="Arial" w:hAnsi="Arial"/>
@@ -17161,7 +17161,7 @@
             <w:pPr>
               <w:spacing w:after="20" w:before="0"/>
             </w:pPr>
-            <w:hyperlink w:history="1" r:id="rIdetzxynii0wdwllrfh8iwo">
+            <w:hyperlink w:history="1" r:id="rIdagvzac41dg3w79saui_p3">
               <w:r>
                 <w:rPr>
                   <w:rFonts w:ascii="Arial" w:cs="Arial" w:eastAsia="Arial" w:hAnsi="Arial"/>
@@ -17210,7 +17210,7 @@
               <w:spacing w:after="10" w:before="0"/>
               <w:ind w:left="120"/>
             </w:pPr>
-            <w:hyperlink w:history="1" r:id="rIdd9urj9yihwtnuoqtcufvq">
+            <w:hyperlink w:history="1" r:id="rIdwiegokvm2wlyo0ht7-cuq">
               <w:r>
                 <w:rPr>
                   <w:rFonts w:ascii="Arial" w:cs="Arial" w:eastAsia="Arial" w:hAnsi="Arial"/>
@@ -17410,7 +17410,7 @@
             <w:pPr>
               <w:spacing w:after="20" w:before="0"/>
             </w:pPr>
-            <w:hyperlink w:history="1" r:id="rId2xwqrode7qz89fb4hp-r1">
+            <w:hyperlink w:history="1" r:id="rId8nhx50qpb6l-rtimok9ju">
               <w:r>
                 <w:rPr>
                   <w:rFonts w:ascii="Arial" w:cs="Arial" w:eastAsia="Arial" w:hAnsi="Arial"/>
@@ -17459,7 +17459,7 @@
               <w:spacing w:after="10" w:before="0"/>
               <w:ind w:left="120"/>
             </w:pPr>
-            <w:hyperlink w:history="1" r:id="rIdv8qfgrlaazlmrudkyv0ut">
+            <w:hyperlink w:history="1" r:id="rId8fvw3yghdd3xdpepv9ik9">
               <w:r>
                 <w:rPr>
                   <w:rFonts w:ascii="Arial" w:cs="Arial" w:eastAsia="Arial" w:hAnsi="Arial"/>
@@ -17504,7 +17504,7 @@
             <w:pPr>
               <w:spacing w:after="20" w:before="0"/>
             </w:pPr>
-            <w:hyperlink w:history="1" r:id="rId6tpfmhonlcrjzy7pk8yy7">
+            <w:hyperlink w:history="1" r:id="rId6nw17jswbxwf5om5kkdsd">
               <w:r>
                 <w:rPr>
                   <w:rFonts w:ascii="Arial" w:cs="Arial" w:eastAsia="Arial" w:hAnsi="Arial"/>
@@ -17553,7 +17553,7 @@
               <w:spacing w:after="10" w:before="0"/>
               <w:ind w:left="120"/>
             </w:pPr>
-            <w:hyperlink w:history="1" r:id="rIdlj0ur2_xkkxrxs79crpmq">
+            <w:hyperlink w:history="1" r:id="rIdunnhdecsj9ztms-qwhca5">
               <w:r>
                 <w:rPr>
                   <w:rFonts w:ascii="Arial" w:cs="Arial" w:eastAsia="Arial" w:hAnsi="Arial"/>
@@ -17753,7 +17753,7 @@
             <w:pPr>
               <w:spacing w:after="20" w:before="0"/>
             </w:pPr>
-            <w:hyperlink w:history="1" r:id="rId4rw20yy-bfm0ixxtnfnwx">
+            <w:hyperlink w:history="1" r:id="rId4x248jeylz32y5s6q31t-">
               <w:r>
                 <w:rPr>
                   <w:rFonts w:ascii="Arial" w:cs="Arial" w:eastAsia="Arial" w:hAnsi="Arial"/>
@@ -17802,7 +17802,7 @@
               <w:spacing w:after="10" w:before="0"/>
               <w:ind w:left="120"/>
             </w:pPr>
-            <w:hyperlink w:history="1" r:id="rIdkslre5zp-5vgv9j4x2rmt">
+            <w:hyperlink w:history="1" r:id="rId0hvvujcnrgnuug3idj819">
               <w:r>
                 <w:rPr>
                   <w:rFonts w:ascii="Arial" w:cs="Arial" w:eastAsia="Arial" w:hAnsi="Arial"/>
@@ -17847,7 +17847,7 @@
             <w:pPr>
               <w:spacing w:after="20" w:before="0"/>
             </w:pPr>
-            <w:hyperlink w:history="1" r:id="rIdp7eotd7ie47by62qz7hch">
+            <w:hyperlink w:history="1" r:id="rIdojrawlsg5obaxvqj8dmt0">
               <w:r>
                 <w:rPr>
                   <w:rFonts w:ascii="Arial" w:cs="Arial" w:eastAsia="Arial" w:hAnsi="Arial"/>
@@ -17896,7 +17896,7 @@
               <w:spacing w:after="10" w:before="0"/>
               <w:ind w:left="120"/>
             </w:pPr>
-            <w:hyperlink w:history="1" r:id="rIdfi0q6gdkt_xidvr5oi01_">
+            <w:hyperlink w:history="1" r:id="rIdygogwvatyujkabjoxav4x">
               <w:r>
                 <w:rPr>
                   <w:rFonts w:ascii="Arial" w:cs="Arial" w:eastAsia="Arial" w:hAnsi="Arial"/>
@@ -18421,7 +18421,7 @@
         </w:rPr>
         <w:t xml:space="preserve">© 2026 SeaVuria and ARES. Aligned with KICD objectives. Developed by SeaVuria; technical implementation by ARES (with AI assistance from Claude). Licensed under </w:t>
       </w:r>
-      <w:hyperlink w:history="1" r:id="rIdxrtnqrxflngfncywcbdat">
+      <w:hyperlink w:history="1" r:id="rIdixr_hoyglq-_xbxwn09ql">
         <w:r>
           <w:rPr>
             <w:rFonts w:ascii="Arial" w:cs="Arial" w:eastAsia="Arial" w:hAnsi="Arial"/>
@@ -18442,7 +18442,7 @@
         </w:rPr>
         <w:t xml:space="preserve"> (</w:t>
       </w:r>
-      <w:hyperlink w:history="1" r:id="rIdhch9cse6bayeeeay9zg5v">
+      <w:hyperlink w:history="1" r:id="rId4_bmdk-zoppp7jddgla1s">
         <w:r>
           <w:rPr>
             <w:rFonts w:ascii="Arial" w:cs="Arial" w:eastAsia="Arial" w:hAnsi="Arial"/>
@@ -19482,7 +19482,7 @@
             <w:pPr>
               <w:spacing w:after="20" w:before="0"/>
             </w:pPr>
-            <w:hyperlink w:history="1" r:id="rIdijls6kfdmptbrjzprzsbk">
+            <w:hyperlink w:history="1" r:id="rIdfgi-_eklylipew1zrbyu4">
               <w:r>
                 <w:rPr>
                   <w:rFonts w:ascii="Arial" w:cs="Arial" w:eastAsia="Arial" w:hAnsi="Arial"/>
@@ -19515,7 +19515,7 @@
               <w:spacing w:after="10" w:before="0"/>
               <w:ind w:left="120"/>
             </w:pPr>
-            <w:hyperlink w:history="1" r:id="rIdmilre4i3umfgqgszo3nbv">
+            <w:hyperlink w:history="1" r:id="rIdg79aufnocymb4cn3rvxi-">
               <w:r>
                 <w:rPr>
                   <w:rFonts w:ascii="Arial" w:cs="Arial" w:eastAsia="Arial" w:hAnsi="Arial"/>
@@ -19560,7 +19560,7 @@
             <w:pPr>
               <w:spacing w:after="20" w:before="0"/>
             </w:pPr>
-            <w:hyperlink w:history="1" r:id="rIdqb7hu_i6oqm_iafk25dya">
+            <w:hyperlink w:history="1" r:id="rIdqy5lteremkcpui1ffuf7g">
               <w:r>
                 <w:rPr>
                   <w:rFonts w:ascii="Arial" w:cs="Arial" w:eastAsia="Arial" w:hAnsi="Arial"/>
@@ -19609,7 +19609,7 @@
               <w:spacing w:after="10" w:before="0"/>
               <w:ind w:left="120"/>
             </w:pPr>
-            <w:hyperlink w:history="1" r:id="rIdxbhlbehfhk0gwa4xgrw9f">
+            <w:hyperlink w:history="1" r:id="rIda4d3eoz54293g_xyhs1iu">
               <w:r>
                 <w:rPr>
                   <w:rFonts w:ascii="Arial" w:cs="Arial" w:eastAsia="Arial" w:hAnsi="Arial"/>
@@ -19809,7 +19809,7 @@
             <w:pPr>
               <w:spacing w:after="20" w:before="0"/>
             </w:pPr>
-            <w:hyperlink w:history="1" r:id="rIdtq9yc6ebfkzwnz-paebth">
+            <w:hyperlink w:history="1" r:id="rIdff85_yahuajibno9rgyil">
               <w:r>
                 <w:rPr>
                   <w:rFonts w:ascii="Arial" w:cs="Arial" w:eastAsia="Arial" w:hAnsi="Arial"/>
@@ -19842,7 +19842,7 @@
               <w:spacing w:after="10" w:before="0"/>
               <w:ind w:left="120"/>
             </w:pPr>
-            <w:hyperlink w:history="1" r:id="rIdpjcyz9hzpao-hempknytk">
+            <w:hyperlink w:history="1" r:id="rIdw3kgftyca8omhgbx7la6j">
               <w:r>
                 <w:rPr>
                   <w:rFonts w:ascii="Arial" w:cs="Arial" w:eastAsia="Arial" w:hAnsi="Arial"/>
@@ -19887,7 +19887,7 @@
             <w:pPr>
               <w:spacing w:after="20" w:before="0"/>
             </w:pPr>
-            <w:hyperlink w:history="1" r:id="rIdygikfbdctt5hkumgzuusz">
+            <w:hyperlink w:history="1" r:id="rIdfqmr9rdblr22yxcnmqm8o">
               <w:r>
                 <w:rPr>
                   <w:rFonts w:ascii="Arial" w:cs="Arial" w:eastAsia="Arial" w:hAnsi="Arial"/>
@@ -19936,7 +19936,7 @@
               <w:spacing w:after="10" w:before="0"/>
               <w:ind w:left="120"/>
             </w:pPr>
-            <w:hyperlink w:history="1" r:id="rIdawuf7u5bcgzb1mly2eo3m">
+            <w:hyperlink w:history="1" r:id="rIdzmti3gore06swl8xikewd">
               <w:r>
                 <w:rPr>
                   <w:rFonts w:ascii="Arial" w:cs="Arial" w:eastAsia="Arial" w:hAnsi="Arial"/>
@@ -20136,7 +20136,7 @@
             <w:pPr>
               <w:spacing w:after="20" w:before="0"/>
             </w:pPr>
-            <w:hyperlink w:history="1" r:id="rIdkxhigzkwdesaai17w9ppw">
+            <w:hyperlink w:history="1" r:id="rId1f8-qw0cil3vymazix8mj">
               <w:r>
                 <w:rPr>
                   <w:rFonts w:ascii="Arial" w:cs="Arial" w:eastAsia="Arial" w:hAnsi="Arial"/>
@@ -20169,7 +20169,7 @@
               <w:spacing w:after="10" w:before="0"/>
               <w:ind w:left="120"/>
             </w:pPr>
-            <w:hyperlink w:history="1" r:id="rIdehn1ogu6dfb8pbzwpnygn">
+            <w:hyperlink w:history="1" r:id="rId9lkf_9kg6ozvj90xnknes">
               <w:r>
                 <w:rPr>
                   <w:rFonts w:ascii="Arial" w:cs="Arial" w:eastAsia="Arial" w:hAnsi="Arial"/>
@@ -20214,7 +20214,7 @@
             <w:pPr>
               <w:spacing w:after="20" w:before="0"/>
             </w:pPr>
-            <w:hyperlink w:history="1" r:id="rId7y0qaetbnszxenpzbses5">
+            <w:hyperlink w:history="1" r:id="rIdxyphyou82cpofjciahyuh">
               <w:r>
                 <w:rPr>
                   <w:rFonts w:ascii="Arial" w:cs="Arial" w:eastAsia="Arial" w:hAnsi="Arial"/>
@@ -20263,7 +20263,7 @@
               <w:spacing w:after="10" w:before="0"/>
               <w:ind w:left="120"/>
             </w:pPr>
-            <w:hyperlink w:history="1" r:id="rIdipsk6vejggyw_r4phsvje">
+            <w:hyperlink w:history="1" r:id="rIdxhozfzplm2au4q79dqp8z">
               <w:r>
                 <w:rPr>
                   <w:rFonts w:ascii="Arial" w:cs="Arial" w:eastAsia="Arial" w:hAnsi="Arial"/>
@@ -20463,7 +20463,7 @@
             <w:pPr>
               <w:spacing w:after="20" w:before="0"/>
             </w:pPr>
-            <w:hyperlink w:history="1" r:id="rIdi969d2hbetf_ndtwja-qs">
+            <w:hyperlink w:history="1" r:id="rIdq27rvfd4vuepb27y1rg2f">
               <w:r>
                 <w:rPr>
                   <w:rFonts w:ascii="Arial" w:cs="Arial" w:eastAsia="Arial" w:hAnsi="Arial"/>
@@ -20496,7 +20496,7 @@
               <w:spacing w:after="10" w:before="0"/>
               <w:ind w:left="120"/>
             </w:pPr>
-            <w:hyperlink w:history="1" r:id="rIdhnta1igssslrwtsilybul">
+            <w:hyperlink w:history="1" r:id="rIda8skezjr-6h6lv0pf_awp">
               <w:r>
                 <w:rPr>
                   <w:rFonts w:ascii="Arial" w:cs="Arial" w:eastAsia="Arial" w:hAnsi="Arial"/>
@@ -20541,7 +20541,7 @@
             <w:pPr>
               <w:spacing w:after="20" w:before="0"/>
             </w:pPr>
-            <w:hyperlink w:history="1" r:id="rIdrcrwxud2dflx5jda1gbgg">
+            <w:hyperlink w:history="1" r:id="rId_purveipskb_rpz4rczhf">
               <w:r>
                 <w:rPr>
                   <w:rFonts w:ascii="Arial" w:cs="Arial" w:eastAsia="Arial" w:hAnsi="Arial"/>
@@ -20590,7 +20590,7 @@
               <w:spacing w:after="10" w:before="0"/>
               <w:ind w:left="120"/>
             </w:pPr>
-            <w:hyperlink w:history="1" r:id="rIdz2fjxjzhqt-i0nw86wue8">
+            <w:hyperlink w:history="1" r:id="rIdezfvwwc93po_zeclxsivl">
               <w:r>
                 <w:rPr>
                   <w:rFonts w:ascii="Arial" w:cs="Arial" w:eastAsia="Arial" w:hAnsi="Arial"/>
@@ -20790,7 +20790,7 @@
             <w:pPr>
               <w:spacing w:after="20" w:before="0"/>
             </w:pPr>
-            <w:hyperlink w:history="1" r:id="rId4npvexlzb4atw8-hllx9t">
+            <w:hyperlink w:history="1" r:id="rIdz4kplmjj8mq1y3lbeaaqr">
               <w:r>
                 <w:rPr>
                   <w:rFonts w:ascii="Arial" w:cs="Arial" w:eastAsia="Arial" w:hAnsi="Arial"/>
@@ -20823,7 +20823,7 @@
               <w:spacing w:after="10" w:before="0"/>
               <w:ind w:left="120"/>
             </w:pPr>
-            <w:hyperlink w:history="1" r:id="rIdysixkqvi66nmqhv34zm_y">
+            <w:hyperlink w:history="1" r:id="rIdw3ycegv8ymbwvcrugn8rr">
               <w:r>
                 <w:rPr>
                   <w:rFonts w:ascii="Arial" w:cs="Arial" w:eastAsia="Arial" w:hAnsi="Arial"/>
@@ -20868,7 +20868,7 @@
             <w:pPr>
               <w:spacing w:after="20" w:before="0"/>
             </w:pPr>
-            <w:hyperlink w:history="1" r:id="rIdsgkfx99fnrsmxcq-mallf">
+            <w:hyperlink w:history="1" r:id="rIdwdxjcv0gaz187qgz4tvhj">
               <w:r>
                 <w:rPr>
                   <w:rFonts w:ascii="Arial" w:cs="Arial" w:eastAsia="Arial" w:hAnsi="Arial"/>
@@ -20917,7 +20917,7 @@
               <w:spacing w:after="10" w:before="0"/>
               <w:ind w:left="120"/>
             </w:pPr>
-            <w:hyperlink w:history="1" r:id="rIddg0rqu1zv9vlnnlksw4cx">
+            <w:hyperlink w:history="1" r:id="rIdhmbsh_fjvpa8iuxm3ddlv">
               <w:r>
                 <w:rPr>
                   <w:rFonts w:ascii="Arial" w:cs="Arial" w:eastAsia="Arial" w:hAnsi="Arial"/>
@@ -21442,7 +21442,7 @@
         </w:rPr>
         <w:t xml:space="preserve">© 2026 SeaVuria and ARES. Aligned with KICD objectives. Developed by SeaVuria; technical implementation by ARES (with AI assistance from Claude). Licensed under </w:t>
       </w:r>
-      <w:hyperlink w:history="1" r:id="rIdbi5dbktn0hembnni53ual">
+      <w:hyperlink w:history="1" r:id="rIdtzhz6rbvhcuwv2i0jsp_t">
         <w:r>
           <w:rPr>
             <w:rFonts w:ascii="Arial" w:cs="Arial" w:eastAsia="Arial" w:hAnsi="Arial"/>
@@ -21463,7 +21463,7 @@
         </w:rPr>
         <w:t xml:space="preserve"> (</w:t>
       </w:r>
-      <w:hyperlink w:history="1" r:id="rIdd00a_lyna4k9ffx2tdofd">
+      <w:hyperlink w:history="1" r:id="rIdhtnk302plibmbugiqturq">
         <w:r>
           <w:rPr>
             <w:rFonts w:ascii="Arial" w:cs="Arial" w:eastAsia="Arial" w:hAnsi="Arial"/>
@@ -22703,7 +22703,7 @@
             <w:pPr>
               <w:spacing w:after="20" w:before="0"/>
             </w:pPr>
-            <w:hyperlink w:history="1" r:id="rIdtj0zwhcxgplyyfawunjzb">
+            <w:hyperlink w:history="1" r:id="rIdp1brqhj6dwrzbbya5avjd">
               <w:r>
                 <w:rPr>
                   <w:rFonts w:ascii="Arial" w:cs="Arial" w:eastAsia="Arial" w:hAnsi="Arial"/>
@@ -22736,7 +22736,7 @@
               <w:spacing w:after="10" w:before="0"/>
               <w:ind w:left="120"/>
             </w:pPr>
-            <w:hyperlink w:history="1" r:id="rIdogxioabqfoehcrhmhzdyd">
+            <w:hyperlink w:history="1" r:id="rIdylqygteigudgelfnjebpa">
               <w:r>
                 <w:rPr>
                   <w:rFonts w:ascii="Arial" w:cs="Arial" w:eastAsia="Arial" w:hAnsi="Arial"/>
@@ -22781,7 +22781,7 @@
             <w:pPr>
               <w:spacing w:after="20" w:before="0"/>
             </w:pPr>
-            <w:hyperlink w:history="1" r:id="rIdzdnn1-fhgexf03mt7mykl">
+            <w:hyperlink w:history="1" r:id="rId1cv8acjhjpnzlmc6venux">
               <w:r>
                 <w:rPr>
                   <w:rFonts w:ascii="Arial" w:cs="Arial" w:eastAsia="Arial" w:hAnsi="Arial"/>
@@ -22814,7 +22814,7 @@
               <w:spacing w:after="10" w:before="0"/>
               <w:ind w:left="120"/>
             </w:pPr>
-            <w:hyperlink w:history="1" r:id="rId8wemwq6yvvhkpshiqgl4s">
+            <w:hyperlink w:history="1" r:id="rId6w-p6mpyo6owaipyu6b4k">
               <w:r>
                 <w:rPr>
                   <w:rFonts w:ascii="Arial" w:cs="Arial" w:eastAsia="Arial" w:hAnsi="Arial"/>
@@ -23014,7 +23014,7 @@
             <w:pPr>
               <w:spacing w:after="20" w:before="0"/>
             </w:pPr>
-            <w:hyperlink w:history="1" r:id="rId_yju_5rbrqqqof-jt5b-q">
+            <w:hyperlink w:history="1" r:id="rIdd9ex79zqyjsyninxuxuc-">
               <w:r>
                 <w:rPr>
                   <w:rFonts w:ascii="Arial" w:cs="Arial" w:eastAsia="Arial" w:hAnsi="Arial"/>
@@ -23047,7 +23047,7 @@
               <w:spacing w:after="10" w:before="0"/>
               <w:ind w:left="120"/>
             </w:pPr>
-            <w:hyperlink w:history="1" r:id="rIdvb4361zgbic8mujakogkg">
+            <w:hyperlink w:history="1" r:id="rIdg64n5ixhaf1vljdxacnds">
               <w:r>
                 <w:rPr>
                   <w:rFonts w:ascii="Arial" w:cs="Arial" w:eastAsia="Arial" w:hAnsi="Arial"/>
@@ -23092,7 +23092,7 @@
             <w:pPr>
               <w:spacing w:after="20" w:before="0"/>
             </w:pPr>
-            <w:hyperlink w:history="1" r:id="rId7rdgp4rdp3uzpmdikbnjr">
+            <w:hyperlink w:history="1" r:id="rIddpw4gdhuh3zi4yguopx4d">
               <w:r>
                 <w:rPr>
                   <w:rFonts w:ascii="Arial" w:cs="Arial" w:eastAsia="Arial" w:hAnsi="Arial"/>
@@ -23125,7 +23125,7 @@
               <w:spacing w:after="10" w:before="0"/>
               <w:ind w:left="120"/>
             </w:pPr>
-            <w:hyperlink w:history="1" r:id="rIdylevmnc-j-kze0sf2o9or">
+            <w:hyperlink w:history="1" r:id="rIdzkxjxpmdbevuscxjgkjhl">
               <w:r>
                 <w:rPr>
                   <w:rFonts w:ascii="Arial" w:cs="Arial" w:eastAsia="Arial" w:hAnsi="Arial"/>
@@ -23325,7 +23325,7 @@
             <w:pPr>
               <w:spacing w:after="20" w:before="0"/>
             </w:pPr>
-            <w:hyperlink w:history="1" r:id="rIded3g9tr2lcxspwz7jacca">
+            <w:hyperlink w:history="1" r:id="rIdozmdc_yxepttqdytafgy5">
               <w:r>
                 <w:rPr>
                   <w:rFonts w:ascii="Arial" w:cs="Arial" w:eastAsia="Arial" w:hAnsi="Arial"/>
@@ -23374,7 +23374,7 @@
               <w:spacing w:after="10" w:before="0"/>
               <w:ind w:left="120"/>
             </w:pPr>
-            <w:hyperlink w:history="1" r:id="rIdtygsu1ydhyyo29cnbnwwh">
+            <w:hyperlink w:history="1" r:id="rIdpogsqknesgvpky5k-9g_m">
               <w:r>
                 <w:rPr>
                   <w:rFonts w:ascii="Arial" w:cs="Arial" w:eastAsia="Arial" w:hAnsi="Arial"/>
@@ -23419,7 +23419,7 @@
             <w:pPr>
               <w:spacing w:after="20" w:before="0"/>
             </w:pPr>
-            <w:hyperlink w:history="1" r:id="rIdacdkcfoxai2so-mstsykn">
+            <w:hyperlink w:history="1" r:id="rIdqanhwxvjfyog0hgrrx0yr">
               <w:r>
                 <w:rPr>
                   <w:rFonts w:ascii="Arial" w:cs="Arial" w:eastAsia="Arial" w:hAnsi="Arial"/>
@@ -23452,7 +23452,7 @@
               <w:spacing w:after="10" w:before="0"/>
               <w:ind w:left="120"/>
             </w:pPr>
-            <w:hyperlink w:history="1" r:id="rIda26y-hdn-ogidkhyzefux">
+            <w:hyperlink w:history="1" r:id="rIda4xhlixc455uhy5igvd1s">
               <w:r>
                 <w:rPr>
                   <w:rFonts w:ascii="Arial" w:cs="Arial" w:eastAsia="Arial" w:hAnsi="Arial"/>
@@ -23652,7 +23652,7 @@
             <w:pPr>
               <w:spacing w:after="20" w:before="0"/>
             </w:pPr>
-            <w:hyperlink w:history="1" r:id="rIdwf0oc6knwb8_jtbladn5d">
+            <w:hyperlink w:history="1" r:id="rIdtpc5elzqdmtveiu9saxen">
               <w:r>
                 <w:rPr>
                   <w:rFonts w:ascii="Arial" w:cs="Arial" w:eastAsia="Arial" w:hAnsi="Arial"/>
@@ -23701,7 +23701,7 @@
               <w:spacing w:after="10" w:before="0"/>
               <w:ind w:left="120"/>
             </w:pPr>
-            <w:hyperlink w:history="1" r:id="rIdxhkf0b34cnsny7s0kjrpe">
+            <w:hyperlink w:history="1" r:id="rIdfc_1nztowdbsyudupioew">
               <w:r>
                 <w:rPr>
                   <w:rFonts w:ascii="Arial" w:cs="Arial" w:eastAsia="Arial" w:hAnsi="Arial"/>
@@ -23746,7 +23746,7 @@
             <w:pPr>
               <w:spacing w:after="20" w:before="0"/>
             </w:pPr>
-            <w:hyperlink w:history="1" r:id="rId58q0hjafqkpqvyab_a_nj">
+            <w:hyperlink w:history="1" r:id="rIddomo0u-96ykxohskoyrmr">
               <w:r>
                 <w:rPr>
                   <w:rFonts w:ascii="Arial" w:cs="Arial" w:eastAsia="Arial" w:hAnsi="Arial"/>
@@ -23779,7 +23779,7 @@
               <w:spacing w:after="10" w:before="0"/>
               <w:ind w:left="120"/>
             </w:pPr>
-            <w:hyperlink w:history="1" r:id="rId6th7qtl0zu4nh7lz6-fki">
+            <w:hyperlink w:history="1" r:id="rIdovxzxlvl-uimnvhmyyfvd">
               <w:r>
                 <w:rPr>
                   <w:rFonts w:ascii="Arial" w:cs="Arial" w:eastAsia="Arial" w:hAnsi="Arial"/>
@@ -23979,7 +23979,7 @@
             <w:pPr>
               <w:spacing w:after="20" w:before="0"/>
             </w:pPr>
-            <w:hyperlink w:history="1" r:id="rIdcn9duajycu2dy5d7obq1d">
+            <w:hyperlink w:history="1" r:id="rIdxdvir4fdo-clcay8_ox_z">
               <w:r>
                 <w:rPr>
                   <w:rFonts w:ascii="Arial" w:cs="Arial" w:eastAsia="Arial" w:hAnsi="Arial"/>
@@ -24028,7 +24028,7 @@
               <w:spacing w:after="10" w:before="0"/>
               <w:ind w:left="120"/>
             </w:pPr>
-            <w:hyperlink w:history="1" r:id="rIdeilkaahyybddnkh5u8pe3">
+            <w:hyperlink w:history="1" r:id="rIdvsbdtfvqbwqcqmwuvljao">
               <w:r>
                 <w:rPr>
                   <w:rFonts w:ascii="Arial" w:cs="Arial" w:eastAsia="Arial" w:hAnsi="Arial"/>
@@ -24073,7 +24073,7 @@
             <w:pPr>
               <w:spacing w:after="20" w:before="0"/>
             </w:pPr>
-            <w:hyperlink w:history="1" r:id="rIdmhbyjhj2qn25iw5zd3b_w">
+            <w:hyperlink w:history="1" r:id="rIds1bkdxanhmmpa4uyoj0aa">
               <w:r>
                 <w:rPr>
                   <w:rFonts w:ascii="Arial" w:cs="Arial" w:eastAsia="Arial" w:hAnsi="Arial"/>
@@ -24106,7 +24106,7 @@
               <w:spacing w:after="10" w:before="0"/>
               <w:ind w:left="120"/>
             </w:pPr>
-            <w:hyperlink w:history="1" r:id="rIdaasqyqmqca4grlzsw07ay">
+            <w:hyperlink w:history="1" r:id="rIda6wx_bb7uqtc_rcqyofds">
               <w:r>
                 <w:rPr>
                   <w:rFonts w:ascii="Arial" w:cs="Arial" w:eastAsia="Arial" w:hAnsi="Arial"/>
@@ -24711,7 +24711,7 @@
         </w:rPr>
         <w:t xml:space="preserve">© 2026 SeaVuria and ARES. Aligned with KICD objectives. Developed by SeaVuria; technical implementation by ARES (with AI assistance from Claude). Licensed under </w:t>
       </w:r>
-      <w:hyperlink w:history="1" r:id="rIdvh0n4p9zmqvkrkiwpooqw">
+      <w:hyperlink w:history="1" r:id="rIdwxljwaqhqlli--6kjm_6a">
         <w:r>
           <w:rPr>
             <w:rFonts w:ascii="Arial" w:cs="Arial" w:eastAsia="Arial" w:hAnsi="Arial"/>
@@ -24732,7 +24732,7 @@
         </w:rPr>
         <w:t xml:space="preserve"> (</w:t>
       </w:r>
-      <w:hyperlink w:history="1" r:id="rIdovjyeckmxo_tco7gmge1y">
+      <w:hyperlink w:history="1" r:id="rIde5sbuqzr7lnkvgsuebvsa">
         <w:r>
           <w:rPr>
             <w:rFonts w:ascii="Arial" w:cs="Arial" w:eastAsia="Arial" w:hAnsi="Arial"/>
@@ -25772,7 +25772,7 @@
             <w:pPr>
               <w:spacing w:after="20" w:before="0"/>
             </w:pPr>
-            <w:hyperlink w:history="1" r:id="rIdga5tthb9j1l5bregkuwgo">
+            <w:hyperlink w:history="1" r:id="rIdie_yw7egmztjxphpum8mi">
               <w:r>
                 <w:rPr>
                   <w:rFonts w:ascii="Arial" w:cs="Arial" w:eastAsia="Arial" w:hAnsi="Arial"/>
@@ -25821,7 +25821,7 @@
               <w:spacing w:after="10" w:before="0"/>
               <w:ind w:left="120"/>
             </w:pPr>
-            <w:hyperlink w:history="1" r:id="rIddijuta4c2lb9nwl9bvwhr">
+            <w:hyperlink w:history="1" r:id="rIdzax1dwjdmql_htek3lwgk">
               <w:r>
                 <w:rPr>
                   <w:rFonts w:ascii="Arial" w:cs="Arial" w:eastAsia="Arial" w:hAnsi="Arial"/>
@@ -25866,7 +25866,7 @@
             <w:pPr>
               <w:spacing w:after="20" w:before="0"/>
             </w:pPr>
-            <w:hyperlink w:history="1" r:id="rIdenceg9ysfrjki9cqe00k8">
+            <w:hyperlink w:history="1" r:id="rIdn-gtsvnaxwjpuwlq8wcxx">
               <w:r>
                 <w:rPr>
                   <w:rFonts w:ascii="Arial" w:cs="Arial" w:eastAsia="Arial" w:hAnsi="Arial"/>
@@ -25915,7 +25915,7 @@
               <w:spacing w:after="10" w:before="0"/>
               <w:ind w:left="120"/>
             </w:pPr>
-            <w:hyperlink w:history="1" r:id="rId9uyxh-gtjvgvzwusfytph">
+            <w:hyperlink w:history="1" r:id="rIdhllimpul9ygg8jrebd1lt">
               <w:r>
                 <w:rPr>
                   <w:rFonts w:ascii="Arial" w:cs="Arial" w:eastAsia="Arial" w:hAnsi="Arial"/>
@@ -26115,7 +26115,7 @@
             <w:pPr>
               <w:spacing w:after="20" w:before="0"/>
             </w:pPr>
-            <w:hyperlink w:history="1" r:id="rId7nujgxmmcxg5hahukzbj0">
+            <w:hyperlink w:history="1" r:id="rIdwtqpk3sq7faq8j9rpk_ew">
               <w:r>
                 <w:rPr>
                   <w:rFonts w:ascii="Arial" w:cs="Arial" w:eastAsia="Arial" w:hAnsi="Arial"/>
@@ -26164,7 +26164,7 @@
               <w:spacing w:after="10" w:before="0"/>
               <w:ind w:left="120"/>
             </w:pPr>
-            <w:hyperlink w:history="1" r:id="rIdprko_abuxymjfmdr_qbrf">
+            <w:hyperlink w:history="1" r:id="rIdhhffkyzha4yuzg5n5dba0">
               <w:r>
                 <w:rPr>
                   <w:rFonts w:ascii="Arial" w:cs="Arial" w:eastAsia="Arial" w:hAnsi="Arial"/>
@@ -26209,7 +26209,7 @@
             <w:pPr>
               <w:spacing w:after="20" w:before="0"/>
             </w:pPr>
-            <w:hyperlink w:history="1" r:id="rIdinaarpzcwi7lrjgkvmlrv">
+            <w:hyperlink w:history="1" r:id="rIdk6xy2-epjtelpo2qptzli">
               <w:r>
                 <w:rPr>
                   <w:rFonts w:ascii="Arial" w:cs="Arial" w:eastAsia="Arial" w:hAnsi="Arial"/>
@@ -26258,7 +26258,7 @@
               <w:spacing w:after="10" w:before="0"/>
               <w:ind w:left="120"/>
             </w:pPr>
-            <w:hyperlink w:history="1" r:id="rIdmqdwjxvezpobbzns9f4yu">
+            <w:hyperlink w:history="1" r:id="rIddtdkujd4rmisy1tsgcbjc">
               <w:r>
                 <w:rPr>
                   <w:rFonts w:ascii="Arial" w:cs="Arial" w:eastAsia="Arial" w:hAnsi="Arial"/>
@@ -26458,7 +26458,7 @@
             <w:pPr>
               <w:spacing w:after="20" w:before="0"/>
             </w:pPr>
-            <w:hyperlink w:history="1" r:id="rIdtsdefnocr4suechfnqb1q">
+            <w:hyperlink w:history="1" r:id="rIds7ppvksrstwnxzrsnwf5w">
               <w:r>
                 <w:rPr>
                   <w:rFonts w:ascii="Arial" w:cs="Arial" w:eastAsia="Arial" w:hAnsi="Arial"/>
@@ -26507,7 +26507,7 @@
               <w:spacing w:after="10" w:before="0"/>
               <w:ind w:left="120"/>
             </w:pPr>
-            <w:hyperlink w:history="1" r:id="rIdj0hrm8dq4wgq07qinpn9d">
+            <w:hyperlink w:history="1" r:id="rIdzk4hb7sejxsqaen6s1wq5">
               <w:r>
                 <w:rPr>
                   <w:rFonts w:ascii="Arial" w:cs="Arial" w:eastAsia="Arial" w:hAnsi="Arial"/>
@@ -26552,7 +26552,7 @@
             <w:pPr>
               <w:spacing w:after="20" w:before="0"/>
             </w:pPr>
-            <w:hyperlink w:history="1" r:id="rId5n1igp3u98svvlffnnamy">
+            <w:hyperlink w:history="1" r:id="rId70umtu_ll-am2gcxpphj4">
               <w:r>
                 <w:rPr>
                   <w:rFonts w:ascii="Arial" w:cs="Arial" w:eastAsia="Arial" w:hAnsi="Arial"/>
@@ -26601,7 +26601,7 @@
               <w:spacing w:after="10" w:before="0"/>
               <w:ind w:left="120"/>
             </w:pPr>
-            <w:hyperlink w:history="1" r:id="rIdt_4hselpt8e01rjp-_ddo">
+            <w:hyperlink w:history="1" r:id="rIdb-4ozevg11kjdhwn5fphs">
               <w:r>
                 <w:rPr>
                   <w:rFonts w:ascii="Arial" w:cs="Arial" w:eastAsia="Arial" w:hAnsi="Arial"/>
@@ -26801,7 +26801,7 @@
             <w:pPr>
               <w:spacing w:after="20" w:before="0"/>
             </w:pPr>
-            <w:hyperlink w:history="1" r:id="rIdm20rjbohfvwxbj828dbrk">
+            <w:hyperlink w:history="1" r:id="rIdjddgtt7asdutdbcojqbfa">
               <w:r>
                 <w:rPr>
                   <w:rFonts w:ascii="Arial" w:cs="Arial" w:eastAsia="Arial" w:hAnsi="Arial"/>
@@ -26850,7 +26850,7 @@
               <w:spacing w:after="10" w:before="0"/>
               <w:ind w:left="120"/>
             </w:pPr>
-            <w:hyperlink w:history="1" r:id="rIdjlotreet5qrmgsoahv58p">
+            <w:hyperlink w:history="1" r:id="rIdwd97b5hzwtnpbiu4fulxy">
               <w:r>
                 <w:rPr>
                   <w:rFonts w:ascii="Arial" w:cs="Arial" w:eastAsia="Arial" w:hAnsi="Arial"/>
@@ -26895,7 +26895,7 @@
             <w:pPr>
               <w:spacing w:after="20" w:before="0"/>
             </w:pPr>
-            <w:hyperlink w:history="1" r:id="rIdkodj5rf7pf1lvcgwqqk3i">
+            <w:hyperlink w:history="1" r:id="rIdhn-uxnxf05zvdddkv7arf">
               <w:r>
                 <w:rPr>
                   <w:rFonts w:ascii="Arial" w:cs="Arial" w:eastAsia="Arial" w:hAnsi="Arial"/>
@@ -26944,7 +26944,7 @@
               <w:spacing w:after="10" w:before="0"/>
               <w:ind w:left="120"/>
             </w:pPr>
-            <w:hyperlink w:history="1" r:id="rIdudjluy3uyjy0d5azadq_3">
+            <w:hyperlink w:history="1" r:id="rIdoxkgz7jp0kpwby9eqiwoi">
               <w:r>
                 <w:rPr>
                   <w:rFonts w:ascii="Arial" w:cs="Arial" w:eastAsia="Arial" w:hAnsi="Arial"/>
@@ -27144,7 +27144,7 @@
             <w:pPr>
               <w:spacing w:after="20" w:before="0"/>
             </w:pPr>
-            <w:hyperlink w:history="1" r:id="rIdz39c5ctoi0f3tevtr460k">
+            <w:hyperlink w:history="1" r:id="rIdzmvgnqqvf2we2o2l56ux2">
               <w:r>
                 <w:rPr>
                   <w:rFonts w:ascii="Arial" w:cs="Arial" w:eastAsia="Arial" w:hAnsi="Arial"/>
@@ -27193,7 +27193,7 @@
               <w:spacing w:after="10" w:before="0"/>
               <w:ind w:left="120"/>
             </w:pPr>
-            <w:hyperlink w:history="1" r:id="rIdwxaelcwvh6aqex3jmpbqj">
+            <w:hyperlink w:history="1" r:id="rIdsgmb-wzaofwak51eufke5">
               <w:r>
                 <w:rPr>
                   <w:rFonts w:ascii="Arial" w:cs="Arial" w:eastAsia="Arial" w:hAnsi="Arial"/>
@@ -27238,7 +27238,7 @@
             <w:pPr>
               <w:spacing w:after="20" w:before="0"/>
             </w:pPr>
-            <w:hyperlink w:history="1" r:id="rId68rriinmbyayosa_3vpv_">
+            <w:hyperlink w:history="1" r:id="rIdus_rm0m0txxwne5uinfxn">
               <w:r>
                 <w:rPr>
                   <w:rFonts w:ascii="Arial" w:cs="Arial" w:eastAsia="Arial" w:hAnsi="Arial"/>
@@ -27287,7 +27287,7 @@
               <w:spacing w:after="10" w:before="0"/>
               <w:ind w:left="120"/>
             </w:pPr>
-            <w:hyperlink w:history="1" r:id="rId5wc6xj-815wg7ioma4uze">
+            <w:hyperlink w:history="1" r:id="rIdnjhg85gzdla7-ms2opxeh">
               <w:r>
                 <w:rPr>
                   <w:rFonts w:ascii="Arial" w:cs="Arial" w:eastAsia="Arial" w:hAnsi="Arial"/>
@@ -27812,7 +27812,7 @@
         </w:rPr>
         <w:t xml:space="preserve">© 2026 SeaVuria and ARES. Aligned with KICD objectives. Developed by SeaVuria; technical implementation by ARES (with AI assistance from Claude). Licensed under </w:t>
       </w:r>
-      <w:hyperlink w:history="1" r:id="rIdmjow0sewug02rkdpylto5">
+      <w:hyperlink w:history="1" r:id="rId6b0wlyhrobpz7y9yclpms">
         <w:r>
           <w:rPr>
             <w:rFonts w:ascii="Arial" w:cs="Arial" w:eastAsia="Arial" w:hAnsi="Arial"/>
@@ -27833,7 +27833,7 @@
         </w:rPr>
         <w:t xml:space="preserve"> (</w:t>
       </w:r>
-      <w:hyperlink w:history="1" r:id="rIdk_xjcqodskso362esxp3a">
+      <w:hyperlink w:history="1" r:id="rIdti2hi4eku9_avp4z0ya-m">
         <w:r>
           <w:rPr>
             <w:rFonts w:ascii="Arial" w:cs="Arial" w:eastAsia="Arial" w:hAnsi="Arial"/>
